--- a/doc/基于Android的校园二手书App设计_本科毕业论文----FInal.docx
+++ b/doc/基于Android的校园二手书App设计_本科毕业论文----FInal.docx
@@ -20,14 +20,40 @@
       <w:pPr>
         <w:spacing w:after="600"/>
         <w:jc w:val="center"/>
-      </w:pPr>
-      <w:r>
         <w:rPr>
           <w:rFonts w:ascii="Times New Roman" w:hAnsi="Times New Roman" w:eastAsia="宋体"/>
           <w:b/>
           <w:sz w:val="40"/>
         </w:rPr>
+      </w:pPr>
+      <w:r>
+        <w:rPr>
+          <w:rFonts w:ascii="Times New Roman" w:hAnsi="Times New Roman" w:eastAsia="宋体"/>
+          <w:b/>
+          <w:sz w:val="40"/>
+        </w:rPr>
         <w:t>基于Android的校园二手书App设计与实现</w:t>
+      </w:r>
+    </w:p>
+    <w:p>
+      <w:pPr>
+        <w:spacing w:after="600"/>
+        <w:jc w:val="center"/>
+        <w:rPr>
+          <w:rFonts w:hint="default" w:ascii="Times New Roman" w:hAnsi="Times New Roman" w:eastAsia="宋体"/>
+          <w:b/>
+          <w:sz w:val="40"/>
+          <w:lang w:val="en-US" w:eastAsia="zh-CN"/>
+        </w:rPr>
+      </w:pPr>
+      <w:r>
+        <w:rPr>
+          <w:rFonts w:hint="eastAsia"/>
+          <w:b/>
+          <w:sz w:val="40"/>
+          <w:lang w:val="en-US" w:eastAsia="zh-CN"/>
+        </w:rPr>
+        <w:t>后面填上学校的封面</w:t>
       </w:r>
     </w:p>
     <w:tbl>
@@ -415,7 +441,17 @@
           <w:b w:val="0"/>
           <w:sz w:val="24"/>
         </w:rPr>
-        <w:t>随着高校教材更新频率提升与学生群体规模扩大，教材与学习用书的流转需求持续增长。传统校园二手书交易高度依赖线下张贴、班级群转发等方式，存在信息分散、对接效率低、交易流程不规范与纠纷处理成本高等问题，导致大量闲置书籍难以有效再利用。为解决上述痛点，本文面向校园场景设计并实现一款基于Android的校园二手书交易App，以移动端为主要交互载体，结合轻量级后端服务与本地数据库技术，提供书籍发布、检索浏览、购物车管理、交易下单与订单状态跟踪等功能，并在身份与交易流程层面建立基本的信任保障机制。系统采用Android Studio进行客户端开发，使用Java语言实现界面交互与业务逻辑；后端基于Python Flask构建RESTful接口；数据层采用SQLite3进行结构化存储，并通过密码哈希、权限校验与状态机约束等手段提升系统安全性与一致性。在实现过程中，本文给出了数据库结构设计、关键接口设计与核心业务流程实现方案，并通过功能测试与典型场景验证，证明系统能够在校园网络环境下稳定运行，满足二手书交易的基础需求。研究结果表明，本系统在降低交易沟通成本、提升信息可达性与促进资源循环利用方面具有一定实践价值，可为校园垂直二手交易平台的工程实现提供参考。</w:t>
+        <w:t>随着高校教材更新频率提升与学生群体规模扩大，教材与学习用书的流转需求持续增长。传统校园二手书交易高度依赖线下张贴、班级群转发等方式，存在信息分散、对接效率低、交易流程不规范与纠纷处理成本高等问题，导致大量闲置书籍难以有效再利用。为解决上述痛点，本文面向校园场景设计并实现一款基于Android的校园二手书交易App，以移动端为主要交互载体，结合轻量级后端服务与本地数据库技术，提供书籍发布、检索浏览、购物车管理、交易下单与订单状态跟踪等功能，并在身份与交易流程层面建立基本的信任保障机制。系统采用Android Studio进行客户端开发，使用Java语言实现界面交互与业务逻辑；后端基于Python Flask构建RESTful接</w:t>
+      </w:r>
+      <w:bookmarkStart w:id="0" w:name="_GoBack"/>
+      <w:bookmarkEnd w:id="0"/>
+      <w:r>
+        <w:rPr>
+          <w:rFonts w:ascii="Times New Roman" w:hAnsi="Times New Roman" w:eastAsia="宋体"/>
+          <w:b w:val="0"/>
+          <w:sz w:val="24"/>
+        </w:rPr>
+        <w:t>口；数据层采用SQLite3进行结构化存储，并通过密码哈希、权限校验与状态机约束等手段提升系统安全性与一致性。在实现过程中，本文给出了数据库结构设计、关键接口设计与核心业务流程实现方案，并通过功能测试与典型场景验证，证明系统能够在校园网络环境下稳定运行，满足二手书交易的基础需求。研究结果表明，本系统在降低交易沟通成本、提升信息可达性与促进资源循环利用方面具有一定实践价值，可为校园垂直二手交易平台的工程实现提供参考。</w:t>
       </w:r>
     </w:p>
     <w:p>
@@ -589,16 +625,7 @@
           <w:b w:val="0"/>
           <w:bCs w:val="0"/>
         </w:rPr>
-        <w:t>国外二手交易平台研究较早，强调用户体验、交易安全与信用评价体系的建立，推</w:t>
-      </w:r>
-      <w:bookmarkStart w:id="0" w:name="_GoBack"/>
-      <w:bookmarkEnd w:id="0"/>
-      <w:r>
-        <w:rPr>
-          <w:b w:val="0"/>
-          <w:bCs w:val="0"/>
-        </w:rPr>
-        <w:t>荐算法也经历了从协同过滤到混合推荐的演进。国内研究近年来逐步增多，尤其在校园二手交易平台方面，已有工作关注基础功能实现与推荐引擎设计。但总体上仍存在：功能同质化、对校园身份与信任保障考虑不足、推荐与搜索能力较弱、可持续运营策略缺乏系统论证等问题。</w:t>
+        <w:t>国外二手交易平台研究较早，强调用户体验、交易安全与信用评价体系的建立，推荐算法也经历了从协同过滤到混合推荐的演进。国内研究近年来逐步增多，尤其在校园二手交易平台方面，已有工作关注基础功能实现与推荐引擎设计。但总体上仍存在：功能同质化、对校园身份与信任保障考虑不足、推荐与搜索能力较弱、可持续运营策略缺乏系统论证等问题。</w:t>
       </w:r>
     </w:p>
     <w:p>
@@ -4161,12 +4188,6 @@
             <w:insideH w:val="single" w:color="auto" w:sz="4" w:space="0"/>
             <w:insideV w:val="single" w:color="auto" w:sz="4" w:space="0"/>
           </w:tblBorders>
-          <w:tblCellMar>
-            <w:top w:w="0" w:type="dxa"/>
-            <w:left w:w="108" w:type="dxa"/>
-            <w:bottom w:w="0" w:type="dxa"/>
-            <w:right w:w="108" w:type="dxa"/>
-          </w:tblCellMar>
         </w:tblPrEx>
         <w:trPr>
           <w:jc w:val="center"/>
@@ -6501,10 +6522,10 @@
         </w:tblCellMar>
       </w:tblPr>
       <w:tblGrid>
-        <w:gridCol w:w="2194"/>
-        <w:gridCol w:w="2174"/>
-        <w:gridCol w:w="2154"/>
-        <w:gridCol w:w="2760"/>
+        <w:gridCol w:w="2266"/>
+        <w:gridCol w:w="2266"/>
+        <w:gridCol w:w="2266"/>
+        <w:gridCol w:w="2266"/>
       </w:tblGrid>
       <w:tr>
         <w:tblPrEx>
@@ -7757,8 +7778,8 @@
     <w:lsdException w:qFormat="1" w:uiPriority="99" w:semiHidden="0" w:name="macro"/>
     <w:lsdException w:uiPriority="99" w:name="toa heading"/>
     <w:lsdException w:uiPriority="99" w:semiHidden="0" w:name="List"/>
-    <w:lsdException w:uiPriority="99" w:semiHidden="0" w:name="List Bullet"/>
-    <w:lsdException w:uiPriority="99" w:semiHidden="0" w:name="List Number"/>
+    <w:lsdException w:qFormat="1" w:uiPriority="99" w:semiHidden="0" w:name="List Bullet"/>
+    <w:lsdException w:qFormat="1" w:uiPriority="99" w:semiHidden="0" w:name="List Number"/>
     <w:lsdException w:qFormat="1" w:uiPriority="99" w:semiHidden="0" w:name="List 2"/>
     <w:lsdException w:qFormat="1" w:uiPriority="99" w:semiHidden="0" w:name="List 3"/>
     <w:lsdException w:uiPriority="99" w:name="List 4"/>
@@ -7775,7 +7796,7 @@
     <w:lsdException w:uiPriority="99" w:name="Closing"/>
     <w:lsdException w:uiPriority="99" w:name="Signature"/>
     <w:lsdException w:qFormat="1" w:uiPriority="1" w:name="Default Paragraph Font"/>
-    <w:lsdException w:uiPriority="99" w:semiHidden="0" w:name="Body Text"/>
+    <w:lsdException w:qFormat="1" w:uiPriority="99" w:semiHidden="0" w:name="Body Text"/>
     <w:lsdException w:uiPriority="99" w:name="Body Text Indent"/>
     <w:lsdException w:qFormat="1" w:uiPriority="99" w:semiHidden="0" w:name="List Continue"/>
     <w:lsdException w:qFormat="1" w:uiPriority="99" w:semiHidden="0" w:name="List Continue 2"/>
@@ -7860,7 +7881,7 @@
     <w:lsdException w:qFormat="1" w:unhideWhenUsed="0" w:uiPriority="59" w:semiHidden="0" w:name="Table Grid"/>
     <w:lsdException w:uiPriority="99" w:name="Table Theme"/>
     <w:lsdException w:qFormat="1" w:unhideWhenUsed="0" w:uiPriority="1" w:semiHidden="0" w:name="No Spacing"/>
-    <w:lsdException w:unhideWhenUsed="0" w:uiPriority="60" w:semiHidden="0" w:name="Light Shading"/>
+    <w:lsdException w:qFormat="1" w:unhideWhenUsed="0" w:uiPriority="60" w:semiHidden="0" w:name="Light Shading"/>
     <w:lsdException w:qFormat="1" w:unhideWhenUsed="0" w:uiPriority="61" w:semiHidden="0" w:name="Light List"/>
     <w:lsdException w:qFormat="1" w:unhideWhenUsed="0" w:uiPriority="62" w:semiHidden="0" w:name="Light Grid"/>
     <w:lsdException w:qFormat="1" w:unhideWhenUsed="0" w:uiPriority="63" w:semiHidden="0" w:name="Medium Shading 1"/>
@@ -7878,8 +7899,8 @@
     <w:lsdException w:qFormat="1" w:unhideWhenUsed="0" w:uiPriority="61" w:semiHidden="0" w:name="Light List Accent 1"/>
     <w:lsdException w:qFormat="1" w:unhideWhenUsed="0" w:uiPriority="62" w:semiHidden="0" w:name="Light Grid Accent 1"/>
     <w:lsdException w:qFormat="1" w:unhideWhenUsed="0" w:uiPriority="63" w:semiHidden="0" w:name="Medium Shading 1 Accent 1"/>
-    <w:lsdException w:unhideWhenUsed="0" w:uiPriority="64" w:semiHidden="0" w:name="Medium Shading 2 Accent 1"/>
-    <w:lsdException w:unhideWhenUsed="0" w:uiPriority="65" w:semiHidden="0" w:name="Medium List 1 Accent 1"/>
+    <w:lsdException w:qFormat="1" w:unhideWhenUsed="0" w:uiPriority="64" w:semiHidden="0" w:name="Medium Shading 2 Accent 1"/>
+    <w:lsdException w:qFormat="1" w:unhideWhenUsed="0" w:uiPriority="65" w:semiHidden="0" w:name="Medium List 1 Accent 1"/>
     <w:lsdException w:qFormat="1" w:unhideWhenUsed="0" w:uiPriority="34" w:semiHidden="0" w:name="List Paragraph"/>
     <w:lsdException w:qFormat="1" w:unhideWhenUsed="0" w:uiPriority="29" w:semiHidden="0" w:name="Quote"/>
     <w:lsdException w:qFormat="1" w:unhideWhenUsed="0" w:uiPriority="30" w:semiHidden="0" w:name="Intense Quote"/>
@@ -7895,7 +7916,7 @@
     <w:lsdException w:qFormat="1" w:unhideWhenUsed="0" w:uiPriority="61" w:semiHidden="0" w:name="Light List Accent 2"/>
     <w:lsdException w:qFormat="1" w:unhideWhenUsed="0" w:uiPriority="62" w:semiHidden="0" w:name="Light Grid Accent 2"/>
     <w:lsdException w:qFormat="1" w:unhideWhenUsed="0" w:uiPriority="63" w:semiHidden="0" w:name="Medium Shading 1 Accent 2"/>
-    <w:lsdException w:unhideWhenUsed="0" w:uiPriority="64" w:semiHidden="0" w:name="Medium Shading 2 Accent 2"/>
+    <w:lsdException w:qFormat="1" w:unhideWhenUsed="0" w:uiPriority="64" w:semiHidden="0" w:name="Medium Shading 2 Accent 2"/>
     <w:lsdException w:unhideWhenUsed="0" w:uiPriority="65" w:semiHidden="0" w:name="Medium List 1 Accent 2"/>
     <w:lsdException w:qFormat="1" w:unhideWhenUsed="0" w:uiPriority="66" w:semiHidden="0" w:name="Medium List 2 Accent 2"/>
     <w:lsdException w:qFormat="1" w:unhideWhenUsed="0" w:uiPriority="67" w:semiHidden="0" w:name="Medium Grid 1 Accent 2"/>
@@ -7908,9 +7929,9 @@
     <w:lsdException w:qFormat="1" w:unhideWhenUsed="0" w:uiPriority="60" w:semiHidden="0" w:name="Light Shading Accent 3"/>
     <w:lsdException w:qFormat="1" w:unhideWhenUsed="0" w:uiPriority="61" w:semiHidden="0" w:name="Light List Accent 3"/>
     <w:lsdException w:qFormat="1" w:unhideWhenUsed="0" w:uiPriority="62" w:semiHidden="0" w:name="Light Grid Accent 3"/>
-    <w:lsdException w:unhideWhenUsed="0" w:uiPriority="63" w:semiHidden="0" w:name="Medium Shading 1 Accent 3"/>
+    <w:lsdException w:qFormat="1" w:unhideWhenUsed="0" w:uiPriority="63" w:semiHidden="0" w:name="Medium Shading 1 Accent 3"/>
     <w:lsdException w:unhideWhenUsed="0" w:uiPriority="64" w:semiHidden="0" w:name="Medium Shading 2 Accent 3"/>
-    <w:lsdException w:unhideWhenUsed="0" w:uiPriority="65" w:semiHidden="0" w:name="Medium List 1 Accent 3"/>
+    <w:lsdException w:qFormat="1" w:unhideWhenUsed="0" w:uiPriority="65" w:semiHidden="0" w:name="Medium List 1 Accent 3"/>
     <w:lsdException w:qFormat="1" w:unhideWhenUsed="0" w:uiPriority="66" w:semiHidden="0" w:name="Medium List 2 Accent 3"/>
     <w:lsdException w:qFormat="1" w:unhideWhenUsed="0" w:uiPriority="67" w:semiHidden="0" w:name="Medium Grid 1 Accent 3"/>
     <w:lsdException w:qFormat="1" w:unhideWhenUsed="0" w:uiPriority="68" w:semiHidden="0" w:name="Medium Grid 2 Accent 3"/>
@@ -7922,7 +7943,7 @@
     <w:lsdException w:qFormat="1" w:unhideWhenUsed="0" w:uiPriority="60" w:semiHidden="0" w:name="Light Shading Accent 4"/>
     <w:lsdException w:qFormat="1" w:unhideWhenUsed="0" w:uiPriority="61" w:semiHidden="0" w:name="Light List Accent 4"/>
     <w:lsdException w:qFormat="1" w:unhideWhenUsed="0" w:uiPriority="62" w:semiHidden="0" w:name="Light Grid Accent 4"/>
-    <w:lsdException w:unhideWhenUsed="0" w:uiPriority="63" w:semiHidden="0" w:name="Medium Shading 1 Accent 4"/>
+    <w:lsdException w:qFormat="1" w:unhideWhenUsed="0" w:uiPriority="63" w:semiHidden="0" w:name="Medium Shading 1 Accent 4"/>
     <w:lsdException w:unhideWhenUsed="0" w:uiPriority="64" w:semiHidden="0" w:name="Medium Shading 2 Accent 4"/>
     <w:lsdException w:unhideWhenUsed="0" w:uiPriority="65" w:semiHidden="0" w:name="Medium List 1 Accent 4"/>
     <w:lsdException w:qFormat="1" w:unhideWhenUsed="0" w:uiPriority="66" w:semiHidden="0" w:name="Medium List 2 Accent 4"/>
@@ -7938,7 +7959,7 @@
     <w:lsdException w:qFormat="1" w:unhideWhenUsed="0" w:uiPriority="62" w:semiHidden="0" w:name="Light Grid Accent 5"/>
     <w:lsdException w:unhideWhenUsed="0" w:uiPriority="63" w:semiHidden="0" w:name="Medium Shading 1 Accent 5"/>
     <w:lsdException w:unhideWhenUsed="0" w:uiPriority="64" w:semiHidden="0" w:name="Medium Shading 2 Accent 5"/>
-    <w:lsdException w:unhideWhenUsed="0" w:uiPriority="65" w:semiHidden="0" w:name="Medium List 1 Accent 5"/>
+    <w:lsdException w:qFormat="1" w:unhideWhenUsed="0" w:uiPriority="65" w:semiHidden="0" w:name="Medium List 1 Accent 5"/>
     <w:lsdException w:qFormat="1" w:unhideWhenUsed="0" w:uiPriority="66" w:semiHidden="0" w:name="Medium List 2 Accent 5"/>
     <w:lsdException w:qFormat="1" w:unhideWhenUsed="0" w:uiPriority="67" w:semiHidden="0" w:name="Medium Grid 1 Accent 5"/>
     <w:lsdException w:qFormat="1" w:unhideWhenUsed="0" w:uiPriority="68" w:semiHidden="0" w:name="Medium Grid 2 Accent 5"/>
@@ -7950,8 +7971,8 @@
     <w:lsdException w:qFormat="1" w:unhideWhenUsed="0" w:uiPriority="60" w:semiHidden="0" w:name="Light Shading Accent 6"/>
     <w:lsdException w:qFormat="1" w:unhideWhenUsed="0" w:uiPriority="61" w:semiHidden="0" w:name="Light List Accent 6"/>
     <w:lsdException w:qFormat="1" w:unhideWhenUsed="0" w:uiPriority="62" w:semiHidden="0" w:name="Light Grid Accent 6"/>
-    <w:lsdException w:unhideWhenUsed="0" w:uiPriority="63" w:semiHidden="0" w:name="Medium Shading 1 Accent 6"/>
-    <w:lsdException w:unhideWhenUsed="0" w:uiPriority="64" w:semiHidden="0" w:name="Medium Shading 2 Accent 6"/>
+    <w:lsdException w:qFormat="1" w:unhideWhenUsed="0" w:uiPriority="63" w:semiHidden="0" w:name="Medium Shading 1 Accent 6"/>
+    <w:lsdException w:qFormat="1" w:unhideWhenUsed="0" w:uiPriority="64" w:semiHidden="0" w:name="Medium Shading 2 Accent 6"/>
     <w:lsdException w:unhideWhenUsed="0" w:uiPriority="65" w:semiHidden="0" w:name="Medium List 1 Accent 6"/>
     <w:lsdException w:qFormat="1" w:unhideWhenUsed="0" w:uiPriority="66" w:semiHidden="0" w:name="Medium List 2 Accent 6"/>
     <w:lsdException w:qFormat="1" w:unhideWhenUsed="0" w:uiPriority="67" w:semiHidden="0" w:name="Medium Grid 1 Accent 6"/>
@@ -8299,6 +8320,7 @@
     <w:name w:val="List Number"/>
     <w:basedOn w:val="1"/>
     <w:unhideWhenUsed/>
+    <w:qFormat/>
     <w:uiPriority w:val="99"/>
     <w:pPr>
       <w:numPr>
@@ -8336,6 +8358,7 @@
     <w:name w:val="List Bullet"/>
     <w:basedOn w:val="1"/>
     <w:unhideWhenUsed/>
+    <w:qFormat/>
     <w:uiPriority w:val="99"/>
     <w:pPr>
       <w:numPr>
@@ -8379,6 +8402,7 @@
     <w:basedOn w:val="1"/>
     <w:link w:val="144"/>
     <w:unhideWhenUsed/>
+    <w:qFormat/>
     <w:uiPriority w:val="99"/>
     <w:pPr>
       <w:spacing w:after="120"/>
@@ -8582,6 +8606,7 @@
   <w:style w:type="table" w:styleId="34">
     <w:name w:val="Light Shading"/>
     <w:basedOn w:val="32"/>
+    <w:qFormat/>
     <w:uiPriority w:val="60"/>
     <w:pPr>
       <w:spacing w:after="0" w:line="240" w:lineRule="auto"/>
@@ -11152,6 +11177,7 @@
   <w:style w:type="table" w:styleId="58">
     <w:name w:val="Medium Shading 1 Accent 3"/>
     <w:basedOn w:val="32"/>
+    <w:qFormat/>
     <w:uiPriority w:val="63"/>
     <w:pPr>
       <w:spacing w:after="0" w:line="240" w:lineRule="auto"/>
@@ -11259,6 +11285,7 @@
   <w:style w:type="table" w:styleId="59">
     <w:name w:val="Medium Shading 1 Accent 4"/>
     <w:basedOn w:val="32"/>
+    <w:qFormat/>
     <w:uiPriority w:val="63"/>
     <w:pPr>
       <w:spacing w:after="0" w:line="240" w:lineRule="auto"/>
@@ -11473,6 +11500,7 @@
   <w:style w:type="table" w:styleId="61">
     <w:name w:val="Medium Shading 1 Accent 6"/>
     <w:basedOn w:val="32"/>
+    <w:qFormat/>
     <w:uiPriority w:val="63"/>
     <w:pPr>
       <w:spacing w:after="0" w:line="240" w:lineRule="auto"/>
@@ -11745,6 +11773,7 @@
   <w:style w:type="table" w:styleId="63">
     <w:name w:val="Medium Shading 2 Accent 1"/>
     <w:basedOn w:val="32"/>
+    <w:qFormat/>
     <w:uiPriority w:val="64"/>
     <w:pPr>
       <w:spacing w:after="0" w:line="240" w:lineRule="auto"/>
@@ -11910,6 +11939,7 @@
   <w:style w:type="table" w:styleId="64">
     <w:name w:val="Medium Shading 2 Accent 2"/>
     <w:basedOn w:val="32"/>
+    <w:qFormat/>
     <w:uiPriority w:val="64"/>
     <w:pPr>
       <w:spacing w:after="0" w:line="240" w:lineRule="auto"/>
@@ -12570,6 +12600,7 @@
   <w:style w:type="table" w:styleId="68">
     <w:name w:val="Medium Shading 2 Accent 6"/>
     <w:basedOn w:val="32"/>
+    <w:qFormat/>
     <w:uiPriority w:val="64"/>
     <w:pPr>
       <w:spacing w:after="0" w:line="240" w:lineRule="auto"/>
@@ -12825,6 +12856,7 @@
   <w:style w:type="table" w:styleId="70">
     <w:name w:val="Medium List 1 Accent 1"/>
     <w:basedOn w:val="32"/>
+    <w:qFormat/>
     <w:uiPriority w:val="65"/>
     <w:pPr>
       <w:spacing w:after="0" w:line="240" w:lineRule="auto"/>
@@ -13005,6 +13037,7 @@
   <w:style w:type="table" w:styleId="72">
     <w:name w:val="Medium List 1 Accent 3"/>
     <w:basedOn w:val="32"/>
+    <w:qFormat/>
     <w:uiPriority w:val="65"/>
     <w:pPr>
       <w:spacing w:after="0" w:line="240" w:lineRule="auto"/>
@@ -13185,6 +13218,7 @@
   <w:style w:type="table" w:styleId="74">
     <w:name w:val="Medium List 1 Accent 5"/>
     <w:basedOn w:val="32"/>
+    <w:qFormat/>
     <w:uiPriority w:val="65"/>
     <w:pPr>
       <w:spacing w:after="0" w:line="240" w:lineRule="auto"/>
@@ -20241,6 +20275,7 @@
     <w:name w:val="Macro Text Char"/>
     <w:basedOn w:val="132"/>
     <w:link w:val="2"/>
+    <w:qFormat/>
     <w:uiPriority w:val="99"/>
     <w:rPr>
       <w:rFonts w:ascii="Courier" w:hAnsi="Courier"/>
@@ -20308,6 +20343,7 @@
     <w:basedOn w:val="132"/>
     <w:link w:val="7"/>
     <w:semiHidden/>
+    <w:qFormat/>
     <w:uiPriority w:val="9"/>
     <w:rPr>
       <w:rFonts w:asciiTheme="majorHAnsi" w:hAnsiTheme="majorHAnsi" w:eastAsiaTheme="majorEastAsia" w:cstheme="majorBidi"/>
